--- a/resume/Ankush Gaharwar resume .docx
+++ b/resume/Ankush Gaharwar resume .docx
@@ -86,7 +86,10 @@
         </w:rPr>
       </w:pPr>
       <w:r>
-        <w:rPr/>
+        <w:rPr>
+          <w:b/>
+          <w:bCs/>
+        </w:rPr>
       </w:r>
     </w:p>
     <w:p>
@@ -100,28 +103,7 @@
           <w:b/>
           <w:bCs/>
         </w:rPr>
-        <w:t>SRM UNIVERSITY</w:t>
-      </w:r>
-      <w:r>
-        <w:rPr>
-          <w:b/>
-          <w:bCs/>
-        </w:rPr>
-        <w:t xml:space="preserve">                                                                                                    </w:t>
-      </w:r>
-      <w:r>
-        <w:rPr>
-          <w:b/>
-          <w:bCs/>
-        </w:rPr>
-        <w:t>Chennai</w:t>
-      </w:r>
-      <w:r>
-        <w:rPr>
-          <w:b/>
-          <w:bCs/>
-        </w:rPr>
-        <w:t>, India</w:t>
+        <w:t>SRM UNIVERSITY                                                                                                    Chennai, India</w:t>
       </w:r>
     </w:p>
     <w:p>
@@ -135,42 +117,7 @@
           <w:b w:val="false"/>
           <w:bCs w:val="false"/>
         </w:rPr>
-        <w:t xml:space="preserve">Bachelor of </w:t>
-      </w:r>
-      <w:r>
-        <w:rPr>
-          <w:b w:val="false"/>
-          <w:bCs w:val="false"/>
-        </w:rPr>
-        <w:t>Computer Application</w:t>
-      </w:r>
-      <w:r>
-        <w:rPr>
-          <w:b w:val="false"/>
-          <w:bCs w:val="false"/>
-        </w:rPr>
-        <w:t xml:space="preserve"> , 201</w:t>
-      </w:r>
-      <w:r>
-        <w:rPr>
-          <w:b w:val="false"/>
-          <w:bCs w:val="false"/>
-        </w:rPr>
-        <w:t>7</w:t>
-      </w:r>
-      <w:r>
-        <w:rPr>
-          <w:b w:val="false"/>
-          <w:bCs w:val="false"/>
-        </w:rPr>
-        <w:t>-20</w:t>
-      </w:r>
-      <w:r>
-        <w:rPr>
-          <w:b w:val="false"/>
-          <w:bCs w:val="false"/>
-        </w:rPr>
-        <w:t>20</w:t>
+        <w:t>Bachelor of Computer Application , 2017-2020</w:t>
       </w:r>
     </w:p>
     <w:p>
@@ -184,7 +131,10 @@
         </w:rPr>
       </w:pPr>
       <w:r>
-        <w:rPr/>
+        <w:rPr>
+          <w:b/>
+          <w:bCs/>
+        </w:rPr>
       </w:r>
     </w:p>
     <w:p>
@@ -302,8 +252,9 @@
       </w:pPr>
       <w:r>
         <w:rPr>
-          <w:b w:val="false"/>
-          <w:bCs w:val="false"/>
+          <w:b/>
+          <w:bCs/>
+          <w:u w:val="single"/>
         </w:rPr>
       </w:r>
     </w:p>
@@ -338,14 +289,44 @@
           <w:b w:val="false"/>
           <w:bCs w:val="false"/>
         </w:rPr>
-        <w:t xml:space="preserve">BLENDER, INKSCAPE, HTML, OCTAVE, PYTHON, C/C++, LibreCAD, Automotive Design, Autodesk Sketchbook, Public Speaking, Painting, Sketching, Logo Making, Creative Writing,  Clay Modeling, </w:t>
-      </w:r>
-      <w:r>
-        <w:rPr>
-          <w:b w:val="false"/>
-          <w:bCs w:val="false"/>
-        </w:rPr>
-        <w:t>Event Organising</w:t>
+        <w:t xml:space="preserve">BLENDER, Adobe Photoshop, </w:t>
+      </w:r>
+      <w:r>
+        <w:rPr>
+          <w:b w:val="false"/>
+          <w:bCs w:val="false"/>
+        </w:rPr>
+        <w:t>Dreamweaver</w:t>
+      </w:r>
+      <w:r>
+        <w:rPr>
+          <w:b w:val="false"/>
+          <w:bCs w:val="false"/>
+        </w:rPr>
+        <w:t xml:space="preserve">, Krita, Adobe Illustrator, Adobe XD,  INKSCAPE, HTML, OCTAVE, PYTHON, </w:t>
+      </w:r>
+      <w:r>
+        <w:rPr>
+          <w:b w:val="false"/>
+          <w:bCs w:val="false"/>
+        </w:rPr>
+        <w:t>InDesign,</w:t>
+      </w:r>
+      <w:r>
+        <w:rPr>
+          <w:b w:val="false"/>
+          <w:bCs w:val="false"/>
+          <w:sz w:val="24"/>
+          <w:szCs w:val="24"/>
+        </w:rPr>
+        <w:t xml:space="preserve"> C/C</w:t>
+      </w:r>
+      <w:r>
+        <w:rPr>
+          <w:b w:val="false"/>
+          <w:bCs w:val="false"/>
+        </w:rPr>
+        <w:t>++, LibreCAD,  Automotive Design,  Autodesk Sketchbook, Public Speaking,  Painting,  Sketching, Logo Making,   Creative Writing,  Clay Modeling,   Event Organising</w:t>
       </w:r>
     </w:p>
     <w:p>
@@ -425,11 +406,7 @@
       <w:pPr>
         <w:pStyle w:val="TextBody"/>
         <w:spacing w:before="0" w:after="0"/>
-        <w:rPr>
-          <w:b w:val="false"/>
-          <w:b w:val="false"/>
-          <w:bCs w:val="false"/>
-        </w:rPr>
+        <w:rPr/>
       </w:pPr>
       <w:r>
         <w:rPr>
@@ -443,7 +420,7 @@
           <w:b w:val="false"/>
           <w:bCs w:val="false"/>
         </w:rPr>
-        <w:t>*City Level Cubs and Bulbul competation winner(junior Scouts and Guides)</w:t>
+        <w:t>*City Level Cubs and Bulbul competition winner(junior Scouts and Guides)</w:t>
       </w:r>
     </w:p>
     <w:p>
@@ -525,11 +502,7 @@
       <w:pPr>
         <w:pStyle w:val="TextBody"/>
         <w:spacing w:before="0" w:after="0"/>
-        <w:rPr>
-          <w:b w:val="false"/>
-          <w:b w:val="false"/>
-          <w:bCs w:val="false"/>
-        </w:rPr>
+        <w:rPr/>
       </w:pPr>
       <w:r>
         <w:rPr>
@@ -543,7 +516,7 @@
           <w:b w:val="false"/>
           <w:bCs w:val="false"/>
         </w:rPr>
-        <w:t>* Project leader of Social Science project on LUCKNOW clock tower</w:t>
+        <w:t>* Project leader of Social Science project on Lucknow clock tower</w:t>
       </w:r>
     </w:p>
     <w:p>
@@ -765,11 +738,7 @@
       <w:pPr>
         <w:pStyle w:val="TextBody"/>
         <w:spacing w:before="0" w:after="0"/>
-        <w:rPr>
-          <w:b w:val="false"/>
-          <w:b w:val="false"/>
-          <w:bCs w:val="false"/>
-        </w:rPr>
+        <w:rPr/>
       </w:pPr>
       <w:r>
         <w:rPr>
@@ -783,7 +752,7 @@
           <w:b w:val="false"/>
           <w:bCs w:val="false"/>
         </w:rPr>
-        <w:t>* Contributed to eyeka smart car competation (2017)</w:t>
+        <w:t>* Contributed to eyeka smart car competition (2017)</w:t>
       </w:r>
     </w:p>
     <w:p>
@@ -892,29 +861,21 @@
       <w:pPr>
         <w:pStyle w:val="TextBody"/>
         <w:spacing w:before="0" w:after="0"/>
-        <w:rPr>
-          <w:b w:val="false"/>
-          <w:b w:val="false"/>
-          <w:bCs w:val="false"/>
-        </w:rPr>
-      </w:pPr>
-      <w:r>
-        <w:rPr>
-          <w:b w:val="false"/>
-          <w:bCs w:val="false"/>
-        </w:rPr>
-        <w:t xml:space="preserve">2015 – Startup weekend </w:t>
-      </w:r>
-    </w:p>
-    <w:p>
-      <w:pPr>
-        <w:pStyle w:val="TextBody"/>
-        <w:spacing w:before="0" w:after="0"/>
-        <w:rPr>
-          <w:b w:val="false"/>
-          <w:b w:val="false"/>
-          <w:bCs w:val="false"/>
-        </w:rPr>
+        <w:rPr/>
+      </w:pPr>
+      <w:r>
+        <w:rPr>
+          <w:b w:val="false"/>
+          <w:bCs w:val="false"/>
+        </w:rPr>
+        <w:t xml:space="preserve">2015 – Start-up weekend </w:t>
+      </w:r>
+    </w:p>
+    <w:p>
+      <w:pPr>
+        <w:pStyle w:val="TextBody"/>
+        <w:spacing w:before="0" w:after="0"/>
+        <w:rPr/>
       </w:pPr>
       <w:r>
         <w:rPr>
@@ -928,7 +889,7 @@
           <w:b w:val="false"/>
           <w:bCs w:val="false"/>
         </w:rPr>
-        <w:t>* Team member of a startup called Unify</w:t>
+        <w:t>* Team member of a start-up called Unify</w:t>
       </w:r>
     </w:p>
     <w:p>
@@ -1206,46 +1167,14 @@
           <w:b w:val="false"/>
           <w:bCs w:val="false"/>
         </w:rPr>
-        <w:t xml:space="preserve">2017 – </w:t>
-      </w:r>
-      <w:r>
-        <w:rPr>
-          <w:b w:val="false"/>
-          <w:bCs w:val="false"/>
-        </w:rPr>
-        <w:t>R</w:t>
-      </w:r>
-      <w:r>
-        <w:rPr>
-          <w:b w:val="false"/>
-          <w:bCs w:val="false"/>
-        </w:rPr>
-        <w:t xml:space="preserve">esearch </w:t>
-      </w:r>
-      <w:r>
-        <w:rPr>
-          <w:b w:val="false"/>
-          <w:bCs w:val="false"/>
-        </w:rPr>
-        <w:t>A</w:t>
-      </w:r>
-      <w:r>
-        <w:rPr>
-          <w:b w:val="false"/>
-          <w:bCs w:val="false"/>
-        </w:rPr>
-        <w:t>ssistant SRM University</w:t>
-      </w:r>
-    </w:p>
-    <w:p>
-      <w:pPr>
-        <w:pStyle w:val="TextBody"/>
-        <w:spacing w:before="0" w:after="0"/>
-        <w:rPr>
-          <w:b w:val="false"/>
-          <w:b w:val="false"/>
-          <w:bCs w:val="false"/>
-        </w:rPr>
+        <w:t>2017 – Research Assistant SRM University</w:t>
+      </w:r>
+    </w:p>
+    <w:p>
+      <w:pPr>
+        <w:pStyle w:val="TextBody"/>
+        <w:spacing w:before="0" w:after="0"/>
+        <w:rPr/>
       </w:pPr>
       <w:r>
         <w:rPr>
@@ -1259,53 +1188,118 @@
           <w:b w:val="false"/>
           <w:bCs w:val="false"/>
         </w:rPr>
-        <w:t>* Worked as an intern for the topic of nonlinear diffrential equation</w:t>
-      </w:r>
-    </w:p>
-    <w:p>
-      <w:pPr>
-        <w:pStyle w:val="TextBody"/>
-        <w:spacing w:before="0" w:after="0"/>
-        <w:rPr>
-          <w:b w:val="false"/>
-          <w:b w:val="false"/>
-          <w:bCs w:val="false"/>
-        </w:rPr>
-      </w:pPr>
-      <w:r>
-        <w:rPr>
-          <w:b w:val="false"/>
-          <w:bCs w:val="false"/>
-        </w:rPr>
-      </w:r>
-    </w:p>
-    <w:p>
-      <w:pPr>
-        <w:pStyle w:val="TextBody"/>
-        <w:spacing w:before="0" w:after="0"/>
-        <w:rPr>
-          <w:b w:val="false"/>
-          <w:b w:val="false"/>
-          <w:bCs w:val="false"/>
-        </w:rPr>
-      </w:pPr>
-      <w:r>
-        <w:rPr>
-          <w:b w:val="false"/>
-          <w:bCs w:val="false"/>
-        </w:rPr>
-        <w:t xml:space="preserve">2018 – Guest Lecture </w:t>
-      </w:r>
-    </w:p>
-    <w:p>
-      <w:pPr>
-        <w:pStyle w:val="TextBody"/>
-        <w:spacing w:before="0" w:after="0"/>
-        <w:rPr>
-          <w:b w:val="false"/>
-          <w:b w:val="false"/>
-          <w:bCs w:val="false"/>
-        </w:rPr>
+        <w:t>* Worked as an intern for the topic of non-linear differential equation</w:t>
+      </w:r>
+    </w:p>
+    <w:p>
+      <w:pPr>
+        <w:pStyle w:val="TextBody"/>
+        <w:spacing w:before="0" w:after="0"/>
+        <w:rPr>
+          <w:b w:val="false"/>
+          <w:b w:val="false"/>
+          <w:bCs w:val="false"/>
+        </w:rPr>
+      </w:pPr>
+      <w:r>
+        <w:rPr>
+          <w:b w:val="false"/>
+          <w:bCs w:val="false"/>
+        </w:rPr>
+      </w:r>
+    </w:p>
+    <w:p>
+      <w:pPr>
+        <w:pStyle w:val="TextBody"/>
+        <w:spacing w:before="0" w:after="0"/>
+        <w:rPr/>
+      </w:pPr>
+      <w:r>
+        <w:rPr>
+          <w:b w:val="false"/>
+          <w:bCs w:val="false"/>
+        </w:rPr>
+        <w:t xml:space="preserve">2018 – Lecture </w:t>
+      </w:r>
+    </w:p>
+    <w:p>
+      <w:pPr>
+        <w:pStyle w:val="TextBody"/>
+        <w:spacing w:before="0" w:after="0"/>
+        <w:rPr/>
+      </w:pPr>
+      <w:r>
+        <w:rPr>
+          <w:b w:val="false"/>
+          <w:bCs w:val="false"/>
+        </w:rPr>
+        <w:t xml:space="preserve">           </w:t>
+      </w:r>
+      <w:r>
+        <w:rPr>
+          <w:b w:val="false"/>
+          <w:bCs w:val="false"/>
+        </w:rPr>
+        <w:t>* Gave a lecture on the topic of “Online Courses and their importance” in SRM University</w:t>
+      </w:r>
+    </w:p>
+    <w:p>
+      <w:pPr>
+        <w:pStyle w:val="TextBody"/>
+        <w:spacing w:before="0" w:after="0"/>
+        <w:rPr/>
+      </w:pPr>
+      <w:r>
+        <w:rPr>
+          <w:b w:val="false"/>
+          <w:bCs w:val="false"/>
+        </w:rPr>
+        <w:t xml:space="preserve">            </w:t>
+      </w:r>
+      <w:r>
+        <w:rPr>
+          <w:b w:val="false"/>
+          <w:bCs w:val="false"/>
+        </w:rPr>
+        <w:t>Vadapalini.</w:t>
+      </w:r>
+    </w:p>
+    <w:p>
+      <w:pPr>
+        <w:pStyle w:val="TextBody"/>
+        <w:spacing w:before="0" w:after="0"/>
+        <w:rPr>
+          <w:b w:val="false"/>
+          <w:b w:val="false"/>
+          <w:bCs w:val="false"/>
+        </w:rPr>
+      </w:pPr>
+      <w:r>
+        <w:rPr>
+          <w:b w:val="false"/>
+          <w:bCs w:val="false"/>
+        </w:rPr>
+      </w:r>
+    </w:p>
+    <w:p>
+      <w:pPr>
+        <w:pStyle w:val="TextBody"/>
+        <w:spacing w:before="0" w:after="0"/>
+        <w:rPr/>
+      </w:pPr>
+      <w:r>
+        <w:rPr>
+          <w:b w:val="false"/>
+          <w:bCs w:val="false"/>
+        </w:rPr>
+        <w:t>2018-2020 – Student President</w:t>
+      </w:r>
+    </w:p>
+    <w:p>
+      <w:pPr>
+        <w:pStyle w:val="TextBody"/>
+        <w:spacing w:before="0" w:after="0"/>
+        <w:rPr/>
       </w:pPr>
       <w:r>
         <w:rPr>
@@ -1319,41 +1313,137 @@
           <w:b w:val="false"/>
           <w:bCs w:val="false"/>
         </w:rPr>
-        <w:t>* Invited for a guest lecture on the topic of “Online Courses and their importance” in SRM University Vadapalini</w:t>
-      </w:r>
-    </w:p>
-    <w:p>
-      <w:pPr>
-        <w:pStyle w:val="TextBody"/>
-        <w:spacing w:before="0" w:after="0"/>
-        <w:rPr>
-          <w:b w:val="false"/>
-          <w:b w:val="false"/>
-          <w:bCs w:val="false"/>
-        </w:rPr>
-      </w:pPr>
-      <w:r>
-        <w:rPr>
-          <w:b w:val="false"/>
-          <w:bCs w:val="false"/>
-        </w:rPr>
-      </w:r>
-    </w:p>
-    <w:p>
-      <w:pPr>
-        <w:pStyle w:val="TextBody"/>
-        <w:spacing w:before="0" w:after="0"/>
-        <w:rPr>
-          <w:b w:val="false"/>
-          <w:b w:val="false"/>
-          <w:bCs w:val="false"/>
-        </w:rPr>
-      </w:pPr>
-      <w:r>
-        <w:rPr>
-          <w:b w:val="false"/>
-          <w:bCs w:val="false"/>
-        </w:rPr>
+        <w:t>* Elected as the student president of Science and Humanities Faculty in SRM University</w:t>
+      </w:r>
+    </w:p>
+    <w:p>
+      <w:pPr>
+        <w:pStyle w:val="TextBody"/>
+        <w:spacing w:before="0" w:after="0"/>
+        <w:rPr/>
+      </w:pPr>
+      <w:r>
+        <w:rPr>
+          <w:b w:val="false"/>
+          <w:bCs w:val="false"/>
+        </w:rPr>
+        <w:t xml:space="preserve">           </w:t>
+      </w:r>
+      <w:r>
+        <w:rPr>
+          <w:b w:val="false"/>
+          <w:bCs w:val="false"/>
+        </w:rPr>
+        <w:t xml:space="preserve">Vadapalani </w:t>
+      </w:r>
+    </w:p>
+    <w:p>
+      <w:pPr>
+        <w:pStyle w:val="TextBody"/>
+        <w:spacing w:before="0" w:after="0"/>
+        <w:rPr>
+          <w:b w:val="false"/>
+          <w:b w:val="false"/>
+          <w:bCs w:val="false"/>
+        </w:rPr>
+      </w:pPr>
+      <w:r>
+        <w:rPr/>
+      </w:r>
+    </w:p>
+    <w:p>
+      <w:pPr>
+        <w:pStyle w:val="TextBody"/>
+        <w:spacing w:before="0" w:after="0"/>
+        <w:rPr/>
+      </w:pPr>
+      <w:r>
+        <w:rPr>
+          <w:b w:val="false"/>
+          <w:bCs w:val="false"/>
+        </w:rPr>
+        <w:t>2018-2019 – POCO Game Development Academy</w:t>
+      </w:r>
+    </w:p>
+    <w:p>
+      <w:pPr>
+        <w:pStyle w:val="TextBody"/>
+        <w:spacing w:before="0" w:after="0"/>
+        <w:rPr/>
+      </w:pPr>
+      <w:r>
+        <w:rPr>
+          <w:b w:val="false"/>
+          <w:bCs w:val="false"/>
+        </w:rPr>
+        <w:t xml:space="preserve">          </w:t>
+      </w:r>
+      <w:r>
+        <w:rPr>
+          <w:b w:val="false"/>
+          <w:bCs w:val="false"/>
+        </w:rPr>
+        <w:t>* Graphic designer in POCO game development academy by Xiaomi India</w:t>
+      </w:r>
+    </w:p>
+    <w:p>
+      <w:pPr>
+        <w:pStyle w:val="TextBody"/>
+        <w:spacing w:before="0" w:after="0"/>
+        <w:rPr>
+          <w:b w:val="false"/>
+          <w:b w:val="false"/>
+          <w:bCs w:val="false"/>
+        </w:rPr>
+      </w:pPr>
+      <w:r>
+        <w:rPr>
+          <w:b w:val="false"/>
+          <w:bCs w:val="false"/>
+        </w:rPr>
+      </w:r>
+    </w:p>
+    <w:p>
+      <w:pPr>
+        <w:pStyle w:val="TextBody"/>
+        <w:spacing w:before="0" w:after="0"/>
+        <w:rPr>
+          <w:b w:val="false"/>
+          <w:b w:val="false"/>
+          <w:bCs w:val="false"/>
+        </w:rPr>
+      </w:pPr>
+      <w:r>
+        <w:rPr>
+          <w:b w:val="false"/>
+          <w:bCs w:val="false"/>
+        </w:rPr>
+        <w:t xml:space="preserve">2019 – Paper Published </w:t>
+      </w:r>
+    </w:p>
+    <w:p>
+      <w:pPr>
+        <w:pStyle w:val="TextBody"/>
+        <w:spacing w:before="0" w:after="0"/>
+        <w:rPr>
+          <w:b w:val="false"/>
+          <w:b w:val="false"/>
+          <w:bCs w:val="false"/>
+        </w:rPr>
+      </w:pPr>
+      <w:r>
+        <w:rPr>
+          <w:b w:val="false"/>
+          <w:bCs w:val="false"/>
+        </w:rPr>
+        <w:t xml:space="preserve">         </w:t>
+      </w:r>
+      <w:r>
+        <w:rPr>
+          <w:b w:val="false"/>
+          <w:bCs w:val="false"/>
+        </w:rPr>
+        <w:t xml:space="preserve">* Paper got Published in ICCCMIT </w:t>
       </w:r>
     </w:p>
     <w:p>
@@ -1614,6 +1704,7 @@
       <w:rPr>
         <w:rFonts w:ascii="Liberation Serif" w:hAnsi="Liberation Serif" w:eastAsia="Noto Sans CJK SC Regular" w:cs="Lohit Devanagari"/>
         <w:kern w:val="2"/>
+        <w:sz w:val="20"/>
         <w:szCs w:val="24"/>
         <w:lang w:val="en-IN" w:eastAsia="zh-CN" w:bidi="hi-IN"/>
       </w:rPr>
@@ -1627,7 +1718,7 @@
     <w:qFormat/>
     <w:pPr>
       <w:widowControl/>
-      <w:overflowPunct w:val="false"/>
+      <w:overflowPunct w:val="true"/>
       <w:bidi w:val="0"/>
       <w:jc w:val="left"/>
     </w:pPr>

--- a/resume/Ankush Gaharwar resume .docx
+++ b/resume/Ankush Gaharwar resume .docx
@@ -32,7 +32,7 @@
       </w:pPr>
       <w:r>
         <w:rPr/>
-        <w:t>ankushgaharwar@gmail.com/  +91-9940571495</w:t>
+        <w:t>ankushgaharwar@gmail.com/  +91-6381876863</w:t>
       </w:r>
     </w:p>
     <w:p>
@@ -289,28 +289,7 @@
           <w:b w:val="false"/>
           <w:bCs w:val="false"/>
         </w:rPr>
-        <w:t xml:space="preserve">BLENDER, Adobe Photoshop, </w:t>
-      </w:r>
-      <w:r>
-        <w:rPr>
-          <w:b w:val="false"/>
-          <w:bCs w:val="false"/>
-        </w:rPr>
-        <w:t>Dreamweaver</w:t>
-      </w:r>
-      <w:r>
-        <w:rPr>
-          <w:b w:val="false"/>
-          <w:bCs w:val="false"/>
-        </w:rPr>
-        <w:t xml:space="preserve">, Krita, Adobe Illustrator, Adobe XD,  INKSCAPE, HTML, OCTAVE, PYTHON, </w:t>
-      </w:r>
-      <w:r>
-        <w:rPr>
-          <w:b w:val="false"/>
-          <w:bCs w:val="false"/>
-        </w:rPr>
-        <w:t>InDesign,</w:t>
+        <w:t>BLENDER, Adobe Photoshop, Dreamweaver, Krita, Adobe Illustrator, Adobe XD,  INKSCAPE, HTML, OCTAVE, PYTHON, InDesign,</w:t>
       </w:r>
       <w:r>
         <w:rPr>
@@ -326,7 +305,21 @@
           <w:b w:val="false"/>
           <w:bCs w:val="false"/>
         </w:rPr>
-        <w:t>++, LibreCAD,  Automotive Design,  Autodesk Sketchbook, Public Speaking,  Painting,  Sketching, Logo Making,   Creative Writing,  Clay Modeling,   Event Organising</w:t>
+        <w:t xml:space="preserve">++, LibreCAD, </w:t>
+      </w:r>
+      <w:r>
+        <w:rPr>
+          <w:b w:val="false"/>
+          <w:bCs w:val="false"/>
+        </w:rPr>
+        <w:t>HTML,</w:t>
+      </w:r>
+      <w:r>
+        <w:rPr>
+          <w:b w:val="false"/>
+          <w:bCs w:val="false"/>
+        </w:rPr>
+        <w:t xml:space="preserve"> Automotive Design,  Autodesk Sketchbook, Public Speaking,  Painting,  Sketching, Logo Making,   Creative Writing,  Clay Modeling,   Event Organising</w:t>
       </w:r>
     </w:p>
     <w:p>
@@ -1348,7 +1341,10 @@
         </w:rPr>
       </w:pPr>
       <w:r>
-        <w:rPr/>
+        <w:rPr>
+          <w:b w:val="false"/>
+          <w:bCs w:val="false"/>
+        </w:rPr>
       </w:r>
     </w:p>
     <w:p>
@@ -1418,6 +1414,48 @@
           <w:b w:val="false"/>
           <w:bCs w:val="false"/>
         </w:rPr>
+        <w:t>2018- Present – Creative Head of Autobud (bike transport startup)</w:t>
+      </w:r>
+      <w:r>
+        <w:rPr>
+          <w:b w:val="false"/>
+          <w:bCs w:val="false"/>
+        </w:rPr>
+        <w:t xml:space="preserve"> </w:t>
+      </w:r>
+    </w:p>
+    <w:p>
+      <w:pPr>
+        <w:pStyle w:val="TextBody"/>
+        <w:spacing w:before="0" w:after="0"/>
+        <w:rPr>
+          <w:b w:val="false"/>
+          <w:b w:val="false"/>
+          <w:bCs w:val="false"/>
+        </w:rPr>
+      </w:pPr>
+      <w:r>
+        <w:rPr>
+          <w:b w:val="false"/>
+          <w:bCs w:val="false"/>
+        </w:rPr>
+      </w:r>
+    </w:p>
+    <w:p>
+      <w:pPr>
+        <w:pStyle w:val="TextBody"/>
+        <w:spacing w:before="0" w:after="0"/>
+        <w:rPr>
+          <w:b w:val="false"/>
+          <w:b w:val="false"/>
+          <w:bCs w:val="false"/>
+        </w:rPr>
+      </w:pPr>
+      <w:r>
+        <w:rPr>
+          <w:b w:val="false"/>
+          <w:bCs w:val="false"/>
+        </w:rPr>
         <w:t xml:space="preserve">2019 – Paper Published </w:t>
       </w:r>
     </w:p>
@@ -1443,8 +1481,17 @@
           <w:b w:val="false"/>
           <w:bCs w:val="false"/>
         </w:rPr>
-        <w:t xml:space="preserve">* Paper got Published in ICCCMIT </w:t>
-      </w:r>
+        <w:t xml:space="preserve">* </w:t>
+      </w:r>
+      <w:bookmarkStart w:id="0" w:name="__DdeLink__91_4036834915"/>
+      <w:r>
+        <w:rPr>
+          <w:b w:val="false"/>
+          <w:bCs w:val="false"/>
+        </w:rPr>
+        <w:t xml:space="preserve">Paper got Published in ICCCMIT </w:t>
+      </w:r>
+      <w:bookmarkEnd w:id="0"/>
     </w:p>
     <w:p>
       <w:pPr>
@@ -1718,7 +1765,7 @@
     <w:qFormat/>
     <w:pPr>
       <w:widowControl/>
-      <w:overflowPunct w:val="true"/>
+      <w:overflowPunct w:val="false"/>
       <w:bidi w:val="0"/>
       <w:jc w:val="left"/>
     </w:pPr>
